--- a/public/docx/机制动态/20250326-机制动态：聚青年英才之力 筑无人机应急防线.docx
+++ b/public/docx/机制动态/20250326-机制动态：聚青年英才之力 筑无人机应急防线.docx
@@ -1,12 +1,13 @@
 
 <file path=word/document.xml><?xml version="1.0" encoding="utf-8"?>
-<w:document xmlns:wpc="http://schemas.microsoft.com/office/word/2010/wordprocessingCanvas" xmlns:mc="http://schemas.openxmlformats.org/markup-compatibility/2006" xmlns:o="urn:schemas-microsoft-com:office:office" xmlns:r="http://schemas.openxmlformats.org/officeDocument/2006/relationships" xmlns:m="http://schemas.openxmlformats.org/officeDocument/2006/math" xmlns:v="urn:schemas-microsoft-com:vml" xmlns:wp14="http://schemas.microsoft.com/office/word/2010/wordprocessingDrawing" xmlns:wp="http://schemas.openxmlformats.org/drawingml/2006/wordprocessingDrawing" xmlns:w="http://schemas.openxmlformats.org/wordprocessingml/2006/main" xmlns:w14="http://schemas.microsoft.com/office/word/2010/wordml" xmlns:w10="urn:schemas-microsoft-com:office:word" xmlns:w15="http://schemas.microsoft.com/office/word/2012/wordml" xmlns:wpg="http://schemas.microsoft.com/office/word/2010/wordprocessingGroup" xmlns:wpi="http://schemas.microsoft.com/office/word/2010/wordprocessingInk" xmlns:wne="http://schemas.microsoft.com/office/word/2006/wordml" xmlns:wps="http://schemas.microsoft.com/office/word/2010/wordprocessingShape" xmlns:wpsCustomData="http://www.wps.cn/officeDocument/2013/wpsCustomData" mc:Ignorable="w14 w15 wp14">
+<w:document xmlns:wpc="http://schemas.microsoft.com/office/word/2010/wordprocessingCanvas" xmlns:cx="http://schemas.microsoft.com/office/drawing/2014/chartex" xmlns:cx1="http://schemas.microsoft.com/office/drawing/2015/9/8/chartex" xmlns:cx2="http://schemas.microsoft.com/office/drawing/2015/10/21/chartex" xmlns:cx3="http://schemas.microsoft.com/office/drawing/2016/5/9/chartex" xmlns:cx4="http://schemas.microsoft.com/office/drawing/2016/5/10/chartex" xmlns:cx5="http://schemas.microsoft.com/office/drawing/2016/5/11/chartex" xmlns:cx6="http://schemas.microsoft.com/office/drawing/2016/5/12/chartex" xmlns:cx7="http://schemas.microsoft.com/office/drawing/2016/5/13/chartex" xmlns:cx8="http://schemas.microsoft.com/office/drawing/2016/5/14/chartex" xmlns:mc="http://schemas.openxmlformats.org/markup-compatibility/2006" xmlns:aink="http://schemas.microsoft.com/office/drawing/2016/ink" xmlns:am3d="http://schemas.microsoft.com/office/drawing/2017/model3d" xmlns:o="urn:schemas-microsoft-com:office:office" xmlns:oel="http://schemas.microsoft.com/office/2019/extlst" xmlns:r="http://schemas.openxmlformats.org/officeDocument/2006/relationships" xmlns:m="http://schemas.openxmlformats.org/officeDocument/2006/math" xmlns:v="urn:schemas-microsoft-com:vml" xmlns:wp14="http://schemas.microsoft.com/office/word/2010/wordprocessingDrawing" xmlns:wp="http://schemas.openxmlformats.org/drawingml/2006/wordprocessingDrawing" xmlns:w10="urn:schemas-microsoft-com:office:word" xmlns:w="http://schemas.openxmlformats.org/wordprocessingml/2006/main" xmlns:w14="http://schemas.microsoft.com/office/word/2010/wordml" xmlns:w15="http://schemas.microsoft.com/office/word/2012/wordml" xmlns:w16cex="http://schemas.microsoft.com/office/word/2018/wordml/cex" xmlns:w16cid="http://schemas.microsoft.com/office/word/2016/wordml/cid" xmlns:w16="http://schemas.microsoft.com/office/word/2018/wordml" xmlns:w16du="http://schemas.microsoft.com/office/word/2023/wordml/word16du" xmlns:w16sdtdh="http://schemas.microsoft.com/office/word/2020/wordml/sdtdatahash" xmlns:w16sdtfl="http://schemas.microsoft.com/office/word/2024/wordml/sdtformatlock" xmlns:w16se="http://schemas.microsoft.com/office/word/2015/wordml/symex" xmlns:wpg="http://schemas.microsoft.com/office/word/2010/wordprocessingGroup" xmlns:wpi="http://schemas.microsoft.com/office/word/2010/wordprocessingInk" xmlns:wne="http://schemas.microsoft.com/office/word/2006/wordml" xmlns:wps="http://schemas.microsoft.com/office/word/2010/wordprocessingShape" mc:Ignorable="w14 w15 w16se w16cid w16 w16cex w16sdtdh w16sdtfl w16du wp14">
   <w:body>
     <w:p>
       <w:pPr>
-        <w:pStyle w:val="5"/>
+        <w:pStyle w:val="a9"/>
         <w:jc w:val="center"/>
         <w:rPr>
+          <w:rFonts w:hint="eastAsia"/>
           <w:sz w:val="32"/>
         </w:rPr>
       </w:pPr>
@@ -31,14 +32,15 @@
         <w:rPr>
           <w:sz w:val="32"/>
         </w:rPr>
-        <w:br w:type="textWrapping"/>
+        <w:br/>
       </w:r>
     </w:p>
     <w:p>
       <w:pPr>
-        <w:pStyle w:val="5"/>
-        <w:ind w:firstLine="560" w:firstLineChars="200"/>
-        <w:rPr>
+        <w:pStyle w:val="a9"/>
+        <w:ind w:firstLineChars="200" w:firstLine="560"/>
+        <w:rPr>
+          <w:rFonts w:hint="eastAsia"/>
           <w:sz w:val="28"/>
         </w:rPr>
       </w:pPr>
@@ -55,8 +57,6 @@
         </w:rPr>
         <w:t>，</w:t>
       </w:r>
-      <w:bookmarkStart w:id="0" w:name="_GoBack"/>
-      <w:bookmarkEnd w:id="0"/>
       <w:r>
         <w:rPr>
           <w:sz w:val="28"/>
@@ -66,9 +66,10 @@
     </w:p>
     <w:p>
       <w:pPr>
-        <w:pStyle w:val="5"/>
-        <w:ind w:firstLine="560" w:firstLineChars="200"/>
-        <w:rPr>
+        <w:pStyle w:val="a9"/>
+        <w:ind w:firstLineChars="200" w:firstLine="560"/>
+        <w:rPr>
+          <w:rFonts w:hint="eastAsia"/>
           <w:sz w:val="28"/>
         </w:rPr>
       </w:pPr>
@@ -140,16 +141,18 @@
     </w:p>
     <w:p>
       <w:pPr>
+        <w:jc w:val="center"/>
         <w:rPr>
           <w:sz w:val="22"/>
         </w:rPr>
       </w:pPr>
       <w:r>
         <w:rPr>
+          <w:noProof/>
           <w:sz w:val="22"/>
         </w:rPr>
         <w:drawing>
-          <wp:inline distT="0" distB="0" distL="0" distR="0">
+          <wp:inline distT="0" distB="0" distL="0" distR="0" wp14:anchorId="590A5FBC" wp14:editId="7E079A37">
             <wp:extent cx="5274310" cy="2968625"/>
             <wp:effectExtent l="0" t="0" r="2540" b="3175"/>
             <wp:docPr id="1" name="图片 1"/>
@@ -166,7 +169,7 @@
                     </pic:cNvPicPr>
                   </pic:nvPicPr>
                   <pic:blipFill>
-                    <a:blip r:embed="rId4">
+                    <a:blip r:embed="rId5">
                       <a:extLst>
                         <a:ext uri="{28A0092B-C50C-407E-A947-70E740481C1C}">
                           <a14:useLocalDpi xmlns:a14="http://schemas.microsoft.com/office/drawing/2010/main" val="0"/>
@@ -196,299 +199,433 @@
     <w:sectPr>
       <w:pgSz w:w="11906" w:h="16838"/>
       <w:pgMar w:top="1440" w:right="1800" w:bottom="1440" w:left="1800" w:header="851" w:footer="992" w:gutter="0"/>
-      <w:cols w:space="425" w:num="1"/>
-      <w:docGrid w:type="lines" w:linePitch="312" w:charSpace="0"/>
+      <w:cols w:space="425"/>
+      <w:docGrid w:type="lines" w:linePitch="312"/>
     </w:sectPr>
   </w:body>
 </w:document>
 </file>
 
 <file path=word/styles.xml><?xml version="1.0" encoding="utf-8"?>
-<w:styles xmlns:mc="http://schemas.openxmlformats.org/markup-compatibility/2006" xmlns:o="urn:schemas-microsoft-com:office:office" xmlns:r="http://schemas.openxmlformats.org/officeDocument/2006/relationships" xmlns:m="http://schemas.openxmlformats.org/officeDocument/2006/math" xmlns:v="urn:schemas-microsoft-com:vml" xmlns:w="http://schemas.openxmlformats.org/wordprocessingml/2006/main" xmlns:w14="http://schemas.microsoft.com/office/word/2010/wordml" xmlns:w10="urn:schemas-microsoft-com:office:word" xmlns:sl="http://schemas.openxmlformats.org/schemaLibrary/2006/main" mc:Ignorable="w14">
+<w:styles xmlns:mc="http://schemas.openxmlformats.org/markup-compatibility/2006" xmlns:r="http://schemas.openxmlformats.org/officeDocument/2006/relationships" xmlns:w="http://schemas.openxmlformats.org/wordprocessingml/2006/main" xmlns:w14="http://schemas.microsoft.com/office/word/2010/wordml" xmlns:w15="http://schemas.microsoft.com/office/word/2012/wordml" xmlns:w16cex="http://schemas.microsoft.com/office/word/2018/wordml/cex" xmlns:w16cid="http://schemas.microsoft.com/office/word/2016/wordml/cid" xmlns:w16="http://schemas.microsoft.com/office/word/2018/wordml" xmlns:w16du="http://schemas.microsoft.com/office/word/2023/wordml/word16du" xmlns:w16sdtdh="http://schemas.microsoft.com/office/word/2020/wordml/sdtdatahash" xmlns:w16sdtfl="http://schemas.microsoft.com/office/word/2024/wordml/sdtformatlock" xmlns:w16se="http://schemas.microsoft.com/office/word/2015/wordml/symex" mc:Ignorable="w14 w15 w16se w16cid w16 w16cex w16sdtdh w16sdtfl w16du">
   <w:docDefaults>
     <w:rPrDefault>
       <w:rPr>
-        <w:rFonts w:ascii="Times New Roman" w:hAnsi="Times New Roman" w:eastAsia="宋体" w:cs="Times New Roman"/>
+        <w:rFonts w:ascii="Times New Roman" w:eastAsia="宋体" w:hAnsi="Times New Roman" w:cs="Times New Roman"/>
+        <w:lang w:val="en-US" w:eastAsia="zh-CN" w:bidi="ar-SA"/>
       </w:rPr>
     </w:rPrDefault>
+    <w:pPrDefault>
+      <w:pPr>
+        <w:spacing w:after="160" w:line="278" w:lineRule="auto"/>
+      </w:pPr>
+    </w:pPrDefault>
   </w:docDefaults>
-  <w:latentStyles w:count="260" w:defQFormat="0" w:defUnhideWhenUsed="1" w:defSemiHidden="1" w:defUIPriority="99" w:defLockedState="0">
-    <w:lsdException w:qFormat="1" w:unhideWhenUsed="0" w:uiPriority="0" w:semiHidden="0" w:name="Normal"/>
-    <w:lsdException w:qFormat="1" w:unhideWhenUsed="0" w:uiPriority="9" w:semiHidden="0" w:name="heading 1"/>
-    <w:lsdException w:qFormat="1" w:uiPriority="9" w:name="heading 2"/>
-    <w:lsdException w:qFormat="1" w:uiPriority="9" w:name="heading 3"/>
-    <w:lsdException w:qFormat="1" w:uiPriority="9" w:name="heading 4"/>
-    <w:lsdException w:qFormat="1" w:uiPriority="9" w:name="heading 5"/>
-    <w:lsdException w:qFormat="1" w:uiPriority="9" w:name="heading 6"/>
-    <w:lsdException w:qFormat="1" w:uiPriority="9" w:name="heading 7"/>
-    <w:lsdException w:qFormat="1" w:uiPriority="9" w:name="heading 8"/>
-    <w:lsdException w:qFormat="1" w:uiPriority="9" w:name="heading 9"/>
-    <w:lsdException w:uiPriority="99" w:name="index 1"/>
-    <w:lsdException w:uiPriority="99" w:name="index 2"/>
-    <w:lsdException w:uiPriority="99" w:name="index 3"/>
-    <w:lsdException w:uiPriority="99" w:name="index 4"/>
-    <w:lsdException w:uiPriority="99" w:name="index 5"/>
-    <w:lsdException w:uiPriority="99" w:name="index 6"/>
-    <w:lsdException w:uiPriority="99" w:name="index 7"/>
-    <w:lsdException w:uiPriority="99" w:name="index 8"/>
-    <w:lsdException w:uiPriority="99" w:name="index 9"/>
-    <w:lsdException w:uiPriority="39" w:name="toc 1"/>
-    <w:lsdException w:uiPriority="39" w:name="toc 2"/>
-    <w:lsdException w:uiPriority="39" w:name="toc 3"/>
-    <w:lsdException w:uiPriority="39" w:name="toc 4"/>
-    <w:lsdException w:uiPriority="39" w:name="toc 5"/>
-    <w:lsdException w:uiPriority="39" w:name="toc 6"/>
-    <w:lsdException w:uiPriority="39" w:name="toc 7"/>
-    <w:lsdException w:uiPriority="39" w:name="toc 8"/>
-    <w:lsdException w:uiPriority="39" w:name="toc 9"/>
-    <w:lsdException w:uiPriority="99" w:name="Normal Indent"/>
-    <w:lsdException w:uiPriority="99" w:name="footnote text"/>
-    <w:lsdException w:uiPriority="99" w:name="annotation text"/>
-    <w:lsdException w:uiPriority="99" w:semiHidden="0" w:name="header"/>
-    <w:lsdException w:uiPriority="99" w:semiHidden="0" w:name="footer"/>
-    <w:lsdException w:uiPriority="99" w:name="index heading"/>
-    <w:lsdException w:qFormat="1" w:uiPriority="35" w:name="caption"/>
-    <w:lsdException w:uiPriority="99" w:name="table of figures"/>
-    <w:lsdException w:uiPriority="99" w:name="envelope address"/>
-    <w:lsdException w:uiPriority="99" w:name="envelope return"/>
-    <w:lsdException w:uiPriority="99" w:name="footnote reference"/>
-    <w:lsdException w:uiPriority="99" w:name="annotation reference"/>
-    <w:lsdException w:uiPriority="99" w:name="line number"/>
-    <w:lsdException w:uiPriority="99" w:name="page number"/>
-    <w:lsdException w:uiPriority="99" w:name="endnote reference"/>
-    <w:lsdException w:uiPriority="99" w:name="endnote text"/>
-    <w:lsdException w:uiPriority="99" w:name="table of authorities"/>
-    <w:lsdException w:uiPriority="99" w:name="macro"/>
-    <w:lsdException w:uiPriority="99" w:name="toa heading"/>
-    <w:lsdException w:uiPriority="99" w:name="List"/>
-    <w:lsdException w:uiPriority="99" w:name="List Bullet"/>
-    <w:lsdException w:uiPriority="99" w:name="List Number"/>
-    <w:lsdException w:uiPriority="99" w:name="List 2"/>
-    <w:lsdException w:uiPriority="99" w:name="List 3"/>
-    <w:lsdException w:uiPriority="99" w:name="List 4"/>
-    <w:lsdException w:uiPriority="99" w:name="List 5"/>
-    <w:lsdException w:uiPriority="99" w:name="List Bullet 2"/>
-    <w:lsdException w:uiPriority="99" w:name="List Bullet 3"/>
-    <w:lsdException w:uiPriority="99" w:name="List Bullet 4"/>
-    <w:lsdException w:uiPriority="99" w:name="List Bullet 5"/>
-    <w:lsdException w:uiPriority="99" w:name="List Number 2"/>
-    <w:lsdException w:uiPriority="99" w:name="List Number 3"/>
-    <w:lsdException w:uiPriority="99" w:name="List Number 4"/>
-    <w:lsdException w:uiPriority="99" w:name="List Number 5"/>
-    <w:lsdException w:qFormat="1" w:unhideWhenUsed="0" w:uiPriority="10" w:semiHidden="0" w:name="Title"/>
-    <w:lsdException w:uiPriority="99" w:name="Closing"/>
-    <w:lsdException w:uiPriority="99" w:name="Signature"/>
-    <w:lsdException w:uiPriority="1" w:name="Default Paragraph Font"/>
-    <w:lsdException w:uiPriority="99" w:name="Body Text"/>
-    <w:lsdException w:uiPriority="99" w:name="Body Text Indent"/>
-    <w:lsdException w:uiPriority="99" w:name="List Continue"/>
-    <w:lsdException w:uiPriority="99" w:name="List Continue 2"/>
-    <w:lsdException w:uiPriority="99" w:name="List Continue 3"/>
-    <w:lsdException w:uiPriority="99" w:name="List Continue 4"/>
-    <w:lsdException w:uiPriority="99" w:name="List Continue 5"/>
-    <w:lsdException w:uiPriority="99" w:name="Message Header"/>
-    <w:lsdException w:qFormat="1" w:unhideWhenUsed="0" w:uiPriority="11" w:semiHidden="0" w:name="Subtitle"/>
-    <w:lsdException w:uiPriority="99" w:name="Salutation"/>
-    <w:lsdException w:uiPriority="99" w:name="Date"/>
-    <w:lsdException w:uiPriority="99" w:name="Body Text First Indent"/>
-    <w:lsdException w:uiPriority="99" w:name="Body Text First Indent 2"/>
-    <w:lsdException w:uiPriority="99" w:name="Note Heading"/>
-    <w:lsdException w:uiPriority="99" w:name="Body Text 2"/>
-    <w:lsdException w:uiPriority="99" w:name="Body Text 3"/>
-    <w:lsdException w:uiPriority="99" w:name="Body Text Indent 2"/>
-    <w:lsdException w:uiPriority="99" w:name="Body Text Indent 3"/>
-    <w:lsdException w:uiPriority="99" w:name="Block Text"/>
-    <w:lsdException w:uiPriority="99" w:name="Hyperlink"/>
-    <w:lsdException w:uiPriority="99" w:name="FollowedHyperlink"/>
-    <w:lsdException w:qFormat="1" w:unhideWhenUsed="0" w:uiPriority="22" w:semiHidden="0" w:name="Strong"/>
-    <w:lsdException w:qFormat="1" w:unhideWhenUsed="0" w:uiPriority="20" w:semiHidden="0" w:name="Emphasis"/>
-    <w:lsdException w:uiPriority="99" w:name="Document Map"/>
-    <w:lsdException w:uiPriority="99" w:name="Plain Text"/>
-    <w:lsdException w:uiPriority="99" w:name="E-mail Signature"/>
-    <w:lsdException w:uiPriority="99" w:semiHidden="0" w:name="Normal (Web)"/>
-    <w:lsdException w:uiPriority="99" w:name="HTML Acronym"/>
-    <w:lsdException w:uiPriority="99" w:name="HTML Address"/>
-    <w:lsdException w:uiPriority="99" w:name="HTML Cite"/>
-    <w:lsdException w:uiPriority="99" w:name="HTML Code"/>
-    <w:lsdException w:uiPriority="99" w:name="HTML Definition"/>
-    <w:lsdException w:uiPriority="99" w:name="HTML Keyboard"/>
-    <w:lsdException w:uiPriority="99" w:name="HTML Preformatted"/>
-    <w:lsdException w:uiPriority="99" w:name="HTML Sample"/>
-    <w:lsdException w:uiPriority="99" w:name="HTML Typewriter"/>
-    <w:lsdException w:uiPriority="99" w:name="HTML Variable"/>
-    <w:lsdException w:uiPriority="99" w:name="Normal Table"/>
-    <w:lsdException w:uiPriority="99" w:name="annotation subject"/>
-    <w:lsdException w:uiPriority="99" w:name="Table Simple 1"/>
-    <w:lsdException w:uiPriority="99" w:name="Table Simple 2"/>
-    <w:lsdException w:uiPriority="99" w:name="Table Simple 3"/>
-    <w:lsdException w:uiPriority="99" w:name="Table Classic 1"/>
-    <w:lsdException w:uiPriority="99" w:name="Table Classic 2"/>
-    <w:lsdException w:uiPriority="99" w:name="Table Classic 3"/>
-    <w:lsdException w:uiPriority="99" w:name="Table Classic 4"/>
-    <w:lsdException w:uiPriority="99" w:name="Table Colorful 1"/>
-    <w:lsdException w:uiPriority="99" w:name="Table Colorful 2"/>
-    <w:lsdException w:uiPriority="99" w:name="Table Colorful 3"/>
-    <w:lsdException w:uiPriority="99" w:name="Table Columns 1"/>
-    <w:lsdException w:uiPriority="99" w:name="Table Columns 2"/>
-    <w:lsdException w:uiPriority="99" w:name="Table Columns 3"/>
-    <w:lsdException w:uiPriority="99" w:name="Table Columns 4"/>
-    <w:lsdException w:uiPriority="99" w:name="Table Columns 5"/>
-    <w:lsdException w:uiPriority="99" w:name="Table Grid 1"/>
-    <w:lsdException w:uiPriority="99" w:name="Table Grid 2"/>
-    <w:lsdException w:uiPriority="99" w:name="Table Grid 3"/>
-    <w:lsdException w:uiPriority="99" w:name="Table Grid 4"/>
-    <w:lsdException w:uiPriority="99" w:name="Table Grid 5"/>
-    <w:lsdException w:uiPriority="99" w:name="Table Grid 6"/>
-    <w:lsdException w:uiPriority="99" w:name="Table Grid 7"/>
-    <w:lsdException w:uiPriority="99" w:name="Table Grid 8"/>
-    <w:lsdException w:uiPriority="99" w:name="Table List 1"/>
-    <w:lsdException w:uiPriority="99" w:name="Table List 2"/>
-    <w:lsdException w:uiPriority="99" w:name="Table List 3"/>
-    <w:lsdException w:uiPriority="99" w:name="Table List 4"/>
-    <w:lsdException w:uiPriority="99" w:name="Table List 5"/>
-    <w:lsdException w:uiPriority="99" w:name="Table List 6"/>
-    <w:lsdException w:uiPriority="99" w:name="Table List 7"/>
-    <w:lsdException w:uiPriority="99" w:name="Table List 8"/>
-    <w:lsdException w:uiPriority="99" w:name="Table 3D effects 1"/>
-    <w:lsdException w:uiPriority="99" w:name="Table 3D effects 2"/>
-    <w:lsdException w:uiPriority="99" w:name="Table 3D effects 3"/>
-    <w:lsdException w:uiPriority="99" w:name="Table Contemporary"/>
-    <w:lsdException w:uiPriority="99" w:name="Table Elegant"/>
-    <w:lsdException w:uiPriority="99" w:name="Table Professional"/>
-    <w:lsdException w:uiPriority="99" w:name="Table Subtle 1"/>
-    <w:lsdException w:uiPriority="99" w:name="Table Subtle 2"/>
-    <w:lsdException w:uiPriority="99" w:name="Table Web 1"/>
-    <w:lsdException w:uiPriority="99" w:name="Table Web 2"/>
-    <w:lsdException w:uiPriority="99" w:name="Table Web 3"/>
-    <w:lsdException w:uiPriority="99" w:name="Balloon Text"/>
-    <w:lsdException w:unhideWhenUsed="0" w:uiPriority="39" w:semiHidden="0" w:name="Table Grid"/>
-    <w:lsdException w:uiPriority="99" w:name="Table Theme"/>
-    <w:lsdException w:unhideWhenUsed="0" w:uiPriority="60" w:semiHidden="0" w:name="Light Shading"/>
-    <w:lsdException w:unhideWhenUsed="0" w:uiPriority="61" w:semiHidden="0" w:name="Light List"/>
-    <w:lsdException w:unhideWhenUsed="0" w:uiPriority="62" w:semiHidden="0" w:name="Light Grid"/>
-    <w:lsdException w:unhideWhenUsed="0" w:uiPriority="63" w:semiHidden="0" w:name="Medium Shading 1"/>
-    <w:lsdException w:unhideWhenUsed="0" w:uiPriority="64" w:semiHidden="0" w:name="Medium Shading 2"/>
-    <w:lsdException w:unhideWhenUsed="0" w:uiPriority="65" w:semiHidden="0" w:name="Medium List 1"/>
-    <w:lsdException w:unhideWhenUsed="0" w:uiPriority="66" w:semiHidden="0" w:name="Medium List 2"/>
-    <w:lsdException w:unhideWhenUsed="0" w:uiPriority="67" w:semiHidden="0" w:name="Medium Grid 1"/>
-    <w:lsdException w:unhideWhenUsed="0" w:uiPriority="68" w:semiHidden="0" w:name="Medium Grid 2"/>
-    <w:lsdException w:unhideWhenUsed="0" w:uiPriority="69" w:semiHidden="0" w:name="Medium Grid 3"/>
-    <w:lsdException w:unhideWhenUsed="0" w:uiPriority="70" w:semiHidden="0" w:name="Dark List"/>
-    <w:lsdException w:unhideWhenUsed="0" w:uiPriority="71" w:semiHidden="0" w:name="Colorful Shading"/>
-    <w:lsdException w:unhideWhenUsed="0" w:uiPriority="72" w:semiHidden="0" w:name="Colorful List"/>
-    <w:lsdException w:unhideWhenUsed="0" w:uiPriority="73" w:semiHidden="0" w:name="Colorful Grid"/>
-    <w:lsdException w:unhideWhenUsed="0" w:uiPriority="60" w:semiHidden="0" w:name="Light Shading Accent 1"/>
-    <w:lsdException w:unhideWhenUsed="0" w:uiPriority="61" w:semiHidden="0" w:name="Light List Accent 1"/>
-    <w:lsdException w:unhideWhenUsed="0" w:uiPriority="62" w:semiHidden="0" w:name="Light Grid Accent 1"/>
-    <w:lsdException w:unhideWhenUsed="0" w:uiPriority="63" w:semiHidden="0" w:name="Medium Shading 1 Accent 1"/>
-    <w:lsdException w:unhideWhenUsed="0" w:uiPriority="64" w:semiHidden="0" w:name="Medium Shading 2 Accent 1"/>
-    <w:lsdException w:unhideWhenUsed="0" w:uiPriority="65" w:semiHidden="0" w:name="Medium List 1 Accent 1"/>
-    <w:lsdException w:unhideWhenUsed="0" w:uiPriority="66" w:semiHidden="0" w:name="Medium List 2 Accent 1"/>
-    <w:lsdException w:unhideWhenUsed="0" w:uiPriority="67" w:semiHidden="0" w:name="Medium Grid 1 Accent 1"/>
-    <w:lsdException w:unhideWhenUsed="0" w:uiPriority="68" w:semiHidden="0" w:name="Medium Grid 2 Accent 1"/>
-    <w:lsdException w:unhideWhenUsed="0" w:uiPriority="69" w:semiHidden="0" w:name="Medium Grid 3 Accent 1"/>
-    <w:lsdException w:unhideWhenUsed="0" w:uiPriority="70" w:semiHidden="0" w:name="Dark List Accent 1"/>
-    <w:lsdException w:unhideWhenUsed="0" w:uiPriority="71" w:semiHidden="0" w:name="Colorful Shading Accent 1"/>
-    <w:lsdException w:unhideWhenUsed="0" w:uiPriority="72" w:semiHidden="0" w:name="Colorful List Accent 1"/>
-    <w:lsdException w:unhideWhenUsed="0" w:uiPriority="73" w:semiHidden="0" w:name="Colorful Grid Accent 1"/>
-    <w:lsdException w:unhideWhenUsed="0" w:uiPriority="60" w:semiHidden="0" w:name="Light Shading Accent 2"/>
-    <w:lsdException w:unhideWhenUsed="0" w:uiPriority="61" w:semiHidden="0" w:name="Light List Accent 2"/>
-    <w:lsdException w:unhideWhenUsed="0" w:uiPriority="62" w:semiHidden="0" w:name="Light Grid Accent 2"/>
-    <w:lsdException w:unhideWhenUsed="0" w:uiPriority="63" w:semiHidden="0" w:name="Medium Shading 1 Accent 2"/>
-    <w:lsdException w:unhideWhenUsed="0" w:uiPriority="64" w:semiHidden="0" w:name="Medium Shading 2 Accent 2"/>
-    <w:lsdException w:unhideWhenUsed="0" w:uiPriority="65" w:semiHidden="0" w:name="Medium List 1 Accent 2"/>
-    <w:lsdException w:unhideWhenUsed="0" w:uiPriority="66" w:semiHidden="0" w:name="Medium List 2 Accent 2"/>
-    <w:lsdException w:unhideWhenUsed="0" w:uiPriority="67" w:semiHidden="0" w:name="Medium Grid 1 Accent 2"/>
-    <w:lsdException w:unhideWhenUsed="0" w:uiPriority="68" w:semiHidden="0" w:name="Medium Grid 2 Accent 2"/>
-    <w:lsdException w:unhideWhenUsed="0" w:uiPriority="69" w:semiHidden="0" w:name="Medium Grid 3 Accent 2"/>
-    <w:lsdException w:unhideWhenUsed="0" w:uiPriority="70" w:semiHidden="0" w:name="Dark List Accent 2"/>
-    <w:lsdException w:unhideWhenUsed="0" w:uiPriority="71" w:semiHidden="0" w:name="Colorful Shading Accent 2"/>
-    <w:lsdException w:unhideWhenUsed="0" w:uiPriority="72" w:semiHidden="0" w:name="Colorful List Accent 2"/>
-    <w:lsdException w:unhideWhenUsed="0" w:uiPriority="73" w:semiHidden="0" w:name="Colorful Grid Accent 2"/>
-    <w:lsdException w:unhideWhenUsed="0" w:uiPriority="60" w:semiHidden="0" w:name="Light Shading Accent 3"/>
-    <w:lsdException w:unhideWhenUsed="0" w:uiPriority="61" w:semiHidden="0" w:name="Light List Accent 3"/>
-    <w:lsdException w:unhideWhenUsed="0" w:uiPriority="62" w:semiHidden="0" w:name="Light Grid Accent 3"/>
-    <w:lsdException w:unhideWhenUsed="0" w:uiPriority="63" w:semiHidden="0" w:name="Medium Shading 1 Accent 3"/>
-    <w:lsdException w:unhideWhenUsed="0" w:uiPriority="64" w:semiHidden="0" w:name="Medium Shading 2 Accent 3"/>
-    <w:lsdException w:unhideWhenUsed="0" w:uiPriority="65" w:semiHidden="0" w:name="Medium List 1 Accent 3"/>
-    <w:lsdException w:unhideWhenUsed="0" w:uiPriority="66" w:semiHidden="0" w:name="Medium List 2 Accent 3"/>
-    <w:lsdException w:unhideWhenUsed="0" w:uiPriority="67" w:semiHidden="0" w:name="Medium Grid 1 Accent 3"/>
-    <w:lsdException w:unhideWhenUsed="0" w:uiPriority="68" w:semiHidden="0" w:name="Medium Grid 2 Accent 3"/>
-    <w:lsdException w:unhideWhenUsed="0" w:uiPriority="69" w:semiHidden="0" w:name="Medium Grid 3 Accent 3"/>
-    <w:lsdException w:unhideWhenUsed="0" w:uiPriority="70" w:semiHidden="0" w:name="Dark List Accent 3"/>
-    <w:lsdException w:unhideWhenUsed="0" w:uiPriority="71" w:semiHidden="0" w:name="Colorful Shading Accent 3"/>
-    <w:lsdException w:unhideWhenUsed="0" w:uiPriority="72" w:semiHidden="0" w:name="Colorful List Accent 3"/>
-    <w:lsdException w:unhideWhenUsed="0" w:uiPriority="73" w:semiHidden="0" w:name="Colorful Grid Accent 3"/>
-    <w:lsdException w:unhideWhenUsed="0" w:uiPriority="60" w:semiHidden="0" w:name="Light Shading Accent 4"/>
-    <w:lsdException w:unhideWhenUsed="0" w:uiPriority="61" w:semiHidden="0" w:name="Light List Accent 4"/>
-    <w:lsdException w:unhideWhenUsed="0" w:uiPriority="62" w:semiHidden="0" w:name="Light Grid Accent 4"/>
-    <w:lsdException w:unhideWhenUsed="0" w:uiPriority="63" w:semiHidden="0" w:name="Medium Shading 1 Accent 4"/>
-    <w:lsdException w:unhideWhenUsed="0" w:uiPriority="64" w:semiHidden="0" w:name="Medium Shading 2 Accent 4"/>
-    <w:lsdException w:unhideWhenUsed="0" w:uiPriority="65" w:semiHidden="0" w:name="Medium List 1 Accent 4"/>
-    <w:lsdException w:unhideWhenUsed="0" w:uiPriority="66" w:semiHidden="0" w:name="Medium List 2 Accent 4"/>
-    <w:lsdException w:unhideWhenUsed="0" w:uiPriority="67" w:semiHidden="0" w:name="Medium Grid 1 Accent 4"/>
-    <w:lsdException w:unhideWhenUsed="0" w:uiPriority="68" w:semiHidden="0" w:name="Medium Grid 2 Accent 4"/>
-    <w:lsdException w:unhideWhenUsed="0" w:uiPriority="69" w:semiHidden="0" w:name="Medium Grid 3 Accent 4"/>
-    <w:lsdException w:unhideWhenUsed="0" w:uiPriority="70" w:semiHidden="0" w:name="Dark List Accent 4"/>
-    <w:lsdException w:unhideWhenUsed="0" w:uiPriority="71" w:semiHidden="0" w:name="Colorful Shading Accent 4"/>
-    <w:lsdException w:unhideWhenUsed="0" w:uiPriority="72" w:semiHidden="0" w:name="Colorful List Accent 4"/>
-    <w:lsdException w:unhideWhenUsed="0" w:uiPriority="73" w:semiHidden="0" w:name="Colorful Grid Accent 4"/>
-    <w:lsdException w:unhideWhenUsed="0" w:uiPriority="60" w:semiHidden="0" w:name="Light Shading Accent 5"/>
-    <w:lsdException w:unhideWhenUsed="0" w:uiPriority="61" w:semiHidden="0" w:name="Light List Accent 5"/>
-    <w:lsdException w:unhideWhenUsed="0" w:uiPriority="62" w:semiHidden="0" w:name="Light Grid Accent 5"/>
-    <w:lsdException w:unhideWhenUsed="0" w:uiPriority="63" w:semiHidden="0" w:name="Medium Shading 1 Accent 5"/>
-    <w:lsdException w:unhideWhenUsed="0" w:uiPriority="64" w:semiHidden="0" w:name="Medium Shading 2 Accent 5"/>
-    <w:lsdException w:unhideWhenUsed="0" w:uiPriority="65" w:semiHidden="0" w:name="Medium List 1 Accent 5"/>
-    <w:lsdException w:unhideWhenUsed="0" w:uiPriority="66" w:semiHidden="0" w:name="Medium List 2 Accent 5"/>
-    <w:lsdException w:unhideWhenUsed="0" w:uiPriority="67" w:semiHidden="0" w:name="Medium Grid 1 Accent 5"/>
-    <w:lsdException w:unhideWhenUsed="0" w:uiPriority="68" w:semiHidden="0" w:name="Medium Grid 2 Accent 5"/>
-    <w:lsdException w:unhideWhenUsed="0" w:uiPriority="69" w:semiHidden="0" w:name="Medium Grid 3 Accent 5"/>
-    <w:lsdException w:unhideWhenUsed="0" w:uiPriority="70" w:semiHidden="0" w:name="Dark List Accent 5"/>
-    <w:lsdException w:unhideWhenUsed="0" w:uiPriority="71" w:semiHidden="0" w:name="Colorful Shading Accent 5"/>
-    <w:lsdException w:unhideWhenUsed="0" w:uiPriority="72" w:semiHidden="0" w:name="Colorful List Accent 5"/>
-    <w:lsdException w:unhideWhenUsed="0" w:uiPriority="73" w:semiHidden="0" w:name="Colorful Grid Accent 5"/>
-    <w:lsdException w:unhideWhenUsed="0" w:uiPriority="60" w:semiHidden="0" w:name="Light Shading Accent 6"/>
-    <w:lsdException w:unhideWhenUsed="0" w:uiPriority="61" w:semiHidden="0" w:name="Light List Accent 6"/>
-    <w:lsdException w:unhideWhenUsed="0" w:uiPriority="62" w:semiHidden="0" w:name="Light Grid Accent 6"/>
-    <w:lsdException w:unhideWhenUsed="0" w:uiPriority="63" w:semiHidden="0" w:name="Medium Shading 1 Accent 6"/>
-    <w:lsdException w:unhideWhenUsed="0" w:uiPriority="64" w:semiHidden="0" w:name="Medium Shading 2 Accent 6"/>
-    <w:lsdException w:unhideWhenUsed="0" w:uiPriority="65" w:semiHidden="0" w:name="Medium List 1 Accent 6"/>
-    <w:lsdException w:unhideWhenUsed="0" w:uiPriority="66" w:semiHidden="0" w:name="Medium List 2 Accent 6"/>
-    <w:lsdException w:unhideWhenUsed="0" w:uiPriority="67" w:semiHidden="0" w:name="Medium Grid 1 Accent 6"/>
-    <w:lsdException w:unhideWhenUsed="0" w:uiPriority="68" w:semiHidden="0" w:name="Medium Grid 2 Accent 6"/>
-    <w:lsdException w:unhideWhenUsed="0" w:uiPriority="69" w:semiHidden="0" w:name="Medium Grid 3 Accent 6"/>
-    <w:lsdException w:unhideWhenUsed="0" w:uiPriority="70" w:semiHidden="0" w:name="Dark List Accent 6"/>
-    <w:lsdException w:unhideWhenUsed="0" w:uiPriority="71" w:semiHidden="0" w:name="Colorful Shading Accent 6"/>
-    <w:lsdException w:unhideWhenUsed="0" w:uiPriority="72" w:semiHidden="0" w:name="Colorful List Accent 6"/>
-    <w:lsdException w:unhideWhenUsed="0" w:uiPriority="73" w:semiHidden="0" w:name="Colorful Grid Accent 6"/>
+  <w:latentStyles w:defLockedState="0" w:defUIPriority="99" w:defSemiHidden="0" w:defUnhideWhenUsed="0" w:defQFormat="0" w:count="376">
+    <w:lsdException w:name="Normal" w:uiPriority="0" w:qFormat="1"/>
+    <w:lsdException w:name="heading 1" w:uiPriority="9" w:qFormat="1"/>
+    <w:lsdException w:name="heading 2" w:semiHidden="1" w:uiPriority="9" w:unhideWhenUsed="1" w:qFormat="1"/>
+    <w:lsdException w:name="heading 3" w:semiHidden="1" w:uiPriority="9" w:unhideWhenUsed="1" w:qFormat="1"/>
+    <w:lsdException w:name="heading 4" w:semiHidden="1" w:uiPriority="9" w:unhideWhenUsed="1" w:qFormat="1"/>
+    <w:lsdException w:name="heading 5" w:semiHidden="1" w:uiPriority="9" w:unhideWhenUsed="1" w:qFormat="1"/>
+    <w:lsdException w:name="heading 6" w:semiHidden="1" w:uiPriority="9" w:unhideWhenUsed="1" w:qFormat="1"/>
+    <w:lsdException w:name="heading 7" w:semiHidden="1" w:uiPriority="9" w:unhideWhenUsed="1" w:qFormat="1"/>
+    <w:lsdException w:name="heading 8" w:semiHidden="1" w:uiPriority="9" w:unhideWhenUsed="1" w:qFormat="1"/>
+    <w:lsdException w:name="heading 9" w:semiHidden="1" w:uiPriority="9" w:unhideWhenUsed="1" w:qFormat="1"/>
+    <w:lsdException w:name="index 1" w:semiHidden="1" w:unhideWhenUsed="1"/>
+    <w:lsdException w:name="index 2" w:semiHidden="1" w:unhideWhenUsed="1"/>
+    <w:lsdException w:name="index 3" w:semiHidden="1" w:unhideWhenUsed="1"/>
+    <w:lsdException w:name="index 4" w:semiHidden="1" w:unhideWhenUsed="1"/>
+    <w:lsdException w:name="index 5" w:semiHidden="1" w:unhideWhenUsed="1"/>
+    <w:lsdException w:name="index 6" w:semiHidden="1" w:unhideWhenUsed="1"/>
+    <w:lsdException w:name="index 7" w:semiHidden="1" w:unhideWhenUsed="1"/>
+    <w:lsdException w:name="index 8" w:semiHidden="1" w:unhideWhenUsed="1"/>
+    <w:lsdException w:name="index 9" w:semiHidden="1" w:unhideWhenUsed="1"/>
+    <w:lsdException w:name="toc 1" w:semiHidden="1" w:uiPriority="39" w:unhideWhenUsed="1"/>
+    <w:lsdException w:name="toc 2" w:semiHidden="1" w:uiPriority="39" w:unhideWhenUsed="1"/>
+    <w:lsdException w:name="toc 3" w:semiHidden="1" w:uiPriority="39" w:unhideWhenUsed="1"/>
+    <w:lsdException w:name="toc 4" w:semiHidden="1" w:uiPriority="39" w:unhideWhenUsed="1"/>
+    <w:lsdException w:name="toc 5" w:semiHidden="1" w:uiPriority="39" w:unhideWhenUsed="1"/>
+    <w:lsdException w:name="toc 6" w:semiHidden="1" w:uiPriority="39" w:unhideWhenUsed="1"/>
+    <w:lsdException w:name="toc 7" w:semiHidden="1" w:uiPriority="39" w:unhideWhenUsed="1"/>
+    <w:lsdException w:name="toc 8" w:semiHidden="1" w:uiPriority="39" w:unhideWhenUsed="1"/>
+    <w:lsdException w:name="toc 9" w:semiHidden="1" w:uiPriority="39" w:unhideWhenUsed="1"/>
+    <w:lsdException w:name="Normal Indent" w:semiHidden="1" w:unhideWhenUsed="1"/>
+    <w:lsdException w:name="footnote text" w:semiHidden="1" w:unhideWhenUsed="1"/>
+    <w:lsdException w:name="annotation text" w:semiHidden="1" w:unhideWhenUsed="1"/>
+    <w:lsdException w:name="header" w:unhideWhenUsed="1"/>
+    <w:lsdException w:name="footer" w:unhideWhenUsed="1"/>
+    <w:lsdException w:name="index heading" w:semiHidden="1" w:unhideWhenUsed="1"/>
+    <w:lsdException w:name="caption" w:semiHidden="1" w:uiPriority="35" w:unhideWhenUsed="1" w:qFormat="1"/>
+    <w:lsdException w:name="table of figures" w:semiHidden="1" w:unhideWhenUsed="1"/>
+    <w:lsdException w:name="envelope address" w:semiHidden="1" w:unhideWhenUsed="1"/>
+    <w:lsdException w:name="envelope return" w:semiHidden="1" w:unhideWhenUsed="1"/>
+    <w:lsdException w:name="footnote reference" w:semiHidden="1" w:unhideWhenUsed="1"/>
+    <w:lsdException w:name="annotation reference" w:semiHidden="1" w:unhideWhenUsed="1"/>
+    <w:lsdException w:name="line number" w:semiHidden="1" w:unhideWhenUsed="1"/>
+    <w:lsdException w:name="page number" w:semiHidden="1" w:unhideWhenUsed="1"/>
+    <w:lsdException w:name="endnote reference" w:semiHidden="1" w:unhideWhenUsed="1"/>
+    <w:lsdException w:name="endnote text" w:semiHidden="1" w:unhideWhenUsed="1"/>
+    <w:lsdException w:name="table of authorities" w:semiHidden="1" w:unhideWhenUsed="1"/>
+    <w:lsdException w:name="macro" w:semiHidden="1" w:unhideWhenUsed="1"/>
+    <w:lsdException w:name="toa heading" w:semiHidden="1" w:unhideWhenUsed="1"/>
+    <w:lsdException w:name="List" w:semiHidden="1" w:unhideWhenUsed="1"/>
+    <w:lsdException w:name="List Bullet" w:semiHidden="1" w:unhideWhenUsed="1"/>
+    <w:lsdException w:name="List Number" w:semiHidden="1" w:unhideWhenUsed="1"/>
+    <w:lsdException w:name="List 2" w:semiHidden="1" w:unhideWhenUsed="1"/>
+    <w:lsdException w:name="List 3" w:semiHidden="1" w:unhideWhenUsed="1"/>
+    <w:lsdException w:name="List 4" w:semiHidden="1" w:unhideWhenUsed="1"/>
+    <w:lsdException w:name="List 5" w:semiHidden="1" w:unhideWhenUsed="1"/>
+    <w:lsdException w:name="List Bullet 2" w:semiHidden="1" w:unhideWhenUsed="1"/>
+    <w:lsdException w:name="List Bullet 3" w:semiHidden="1" w:unhideWhenUsed="1"/>
+    <w:lsdException w:name="List Bullet 4" w:semiHidden="1" w:unhideWhenUsed="1"/>
+    <w:lsdException w:name="List Bullet 5" w:semiHidden="1" w:unhideWhenUsed="1"/>
+    <w:lsdException w:name="List Number 2" w:semiHidden="1" w:unhideWhenUsed="1"/>
+    <w:lsdException w:name="List Number 3" w:semiHidden="1" w:unhideWhenUsed="1"/>
+    <w:lsdException w:name="List Number 4" w:semiHidden="1" w:unhideWhenUsed="1"/>
+    <w:lsdException w:name="List Number 5" w:semiHidden="1" w:unhideWhenUsed="1"/>
+    <w:lsdException w:name="Title" w:uiPriority="10" w:qFormat="1"/>
+    <w:lsdException w:name="Closing" w:semiHidden="1" w:unhideWhenUsed="1"/>
+    <w:lsdException w:name="Signature" w:semiHidden="1" w:unhideWhenUsed="1"/>
+    <w:lsdException w:name="Default Paragraph Font" w:semiHidden="1" w:uiPriority="1" w:unhideWhenUsed="1"/>
+    <w:lsdException w:name="Body Text" w:semiHidden="1" w:unhideWhenUsed="1"/>
+    <w:lsdException w:name="Body Text Indent" w:semiHidden="1" w:unhideWhenUsed="1"/>
+    <w:lsdException w:name="List Continue" w:semiHidden="1" w:unhideWhenUsed="1"/>
+    <w:lsdException w:name="List Continue 2" w:semiHidden="1" w:unhideWhenUsed="1"/>
+    <w:lsdException w:name="List Continue 3" w:semiHidden="1" w:unhideWhenUsed="1"/>
+    <w:lsdException w:name="List Continue 4" w:semiHidden="1" w:unhideWhenUsed="1"/>
+    <w:lsdException w:name="List Continue 5" w:semiHidden="1" w:unhideWhenUsed="1"/>
+    <w:lsdException w:name="Message Header" w:semiHidden="1" w:unhideWhenUsed="1"/>
+    <w:lsdException w:name="Subtitle" w:uiPriority="11" w:qFormat="1"/>
+    <w:lsdException w:name="Salutation" w:semiHidden="1" w:unhideWhenUsed="1"/>
+    <w:lsdException w:name="Date" w:semiHidden="1" w:unhideWhenUsed="1"/>
+    <w:lsdException w:name="Body Text First Indent" w:semiHidden="1" w:unhideWhenUsed="1"/>
+    <w:lsdException w:name="Body Text First Indent 2" w:semiHidden="1" w:unhideWhenUsed="1"/>
+    <w:lsdException w:name="Note Heading" w:semiHidden="1" w:unhideWhenUsed="1"/>
+    <w:lsdException w:name="Body Text 2" w:semiHidden="1" w:unhideWhenUsed="1"/>
+    <w:lsdException w:name="Body Text 3" w:semiHidden="1" w:unhideWhenUsed="1"/>
+    <w:lsdException w:name="Body Text Indent 2" w:semiHidden="1" w:unhideWhenUsed="1"/>
+    <w:lsdException w:name="Body Text Indent 3" w:semiHidden="1" w:unhideWhenUsed="1"/>
+    <w:lsdException w:name="Block Text" w:semiHidden="1" w:unhideWhenUsed="1"/>
+    <w:lsdException w:name="Hyperlink" w:semiHidden="1" w:unhideWhenUsed="1"/>
+    <w:lsdException w:name="FollowedHyperlink" w:semiHidden="1" w:unhideWhenUsed="1"/>
+    <w:lsdException w:name="Strong" w:uiPriority="22" w:qFormat="1"/>
+    <w:lsdException w:name="Emphasis" w:uiPriority="20" w:qFormat="1"/>
+    <w:lsdException w:name="Document Map" w:semiHidden="1" w:unhideWhenUsed="1"/>
+    <w:lsdException w:name="Plain Text" w:semiHidden="1" w:unhideWhenUsed="1"/>
+    <w:lsdException w:name="E-mail Signature" w:semiHidden="1" w:unhideWhenUsed="1"/>
+    <w:lsdException w:name="HTML Top of Form" w:semiHidden="1" w:unhideWhenUsed="1"/>
+    <w:lsdException w:name="HTML Bottom of Form" w:semiHidden="1" w:unhideWhenUsed="1"/>
+    <w:lsdException w:name="Normal (Web)" w:unhideWhenUsed="1"/>
+    <w:lsdException w:name="HTML Acronym" w:semiHidden="1" w:unhideWhenUsed="1"/>
+    <w:lsdException w:name="HTML Address" w:semiHidden="1" w:unhideWhenUsed="1"/>
+    <w:lsdException w:name="HTML Cite" w:semiHidden="1" w:unhideWhenUsed="1"/>
+    <w:lsdException w:name="HTML Code" w:semiHidden="1" w:unhideWhenUsed="1"/>
+    <w:lsdException w:name="HTML Definition" w:semiHidden="1" w:unhideWhenUsed="1"/>
+    <w:lsdException w:name="HTML Keyboard" w:semiHidden="1" w:unhideWhenUsed="1"/>
+    <w:lsdException w:name="HTML Preformatted" w:semiHidden="1" w:unhideWhenUsed="1"/>
+    <w:lsdException w:name="HTML Sample" w:semiHidden="1" w:unhideWhenUsed="1"/>
+    <w:lsdException w:name="HTML Typewriter" w:semiHidden="1" w:unhideWhenUsed="1"/>
+    <w:lsdException w:name="HTML Variable" w:semiHidden="1" w:unhideWhenUsed="1"/>
+    <w:lsdException w:name="Normal Table" w:semiHidden="1" w:unhideWhenUsed="1"/>
+    <w:lsdException w:name="annotation subject" w:semiHidden="1" w:unhideWhenUsed="1"/>
+    <w:lsdException w:name="No List" w:semiHidden="1" w:unhideWhenUsed="1"/>
+    <w:lsdException w:name="Outline List 1" w:semiHidden="1" w:unhideWhenUsed="1"/>
+    <w:lsdException w:name="Outline List 2" w:semiHidden="1" w:unhideWhenUsed="1"/>
+    <w:lsdException w:name="Outline List 3" w:semiHidden="1" w:unhideWhenUsed="1"/>
+    <w:lsdException w:name="Table Simple 1" w:semiHidden="1" w:unhideWhenUsed="1"/>
+    <w:lsdException w:name="Table Simple 2" w:semiHidden="1" w:unhideWhenUsed="1"/>
+    <w:lsdException w:name="Table Simple 3" w:semiHidden="1" w:unhideWhenUsed="1"/>
+    <w:lsdException w:name="Table Classic 1" w:semiHidden="1" w:unhideWhenUsed="1"/>
+    <w:lsdException w:name="Table Classic 2" w:semiHidden="1" w:unhideWhenUsed="1"/>
+    <w:lsdException w:name="Table Classic 3" w:semiHidden="1" w:unhideWhenUsed="1"/>
+    <w:lsdException w:name="Table Classic 4" w:semiHidden="1" w:unhideWhenUsed="1"/>
+    <w:lsdException w:name="Table Colorful 1" w:semiHidden="1" w:unhideWhenUsed="1"/>
+    <w:lsdException w:name="Table Colorful 2" w:semiHidden="1" w:unhideWhenUsed="1"/>
+    <w:lsdException w:name="Table Colorful 3" w:semiHidden="1" w:unhideWhenUsed="1"/>
+    <w:lsdException w:name="Table Columns 1" w:semiHidden="1" w:unhideWhenUsed="1"/>
+    <w:lsdException w:name="Table Columns 2" w:semiHidden="1" w:unhideWhenUsed="1"/>
+    <w:lsdException w:name="Table Columns 3" w:semiHidden="1" w:unhideWhenUsed="1"/>
+    <w:lsdException w:name="Table Columns 4" w:semiHidden="1" w:unhideWhenUsed="1"/>
+    <w:lsdException w:name="Table Columns 5" w:semiHidden="1" w:unhideWhenUsed="1"/>
+    <w:lsdException w:name="Table Grid 1" w:semiHidden="1" w:unhideWhenUsed="1"/>
+    <w:lsdException w:name="Table Grid 2" w:semiHidden="1" w:unhideWhenUsed="1"/>
+    <w:lsdException w:name="Table Grid 3" w:semiHidden="1" w:unhideWhenUsed="1"/>
+    <w:lsdException w:name="Table Grid 4" w:semiHidden="1" w:unhideWhenUsed="1"/>
+    <w:lsdException w:name="Table Grid 5" w:semiHidden="1" w:unhideWhenUsed="1"/>
+    <w:lsdException w:name="Table Grid 6" w:semiHidden="1" w:unhideWhenUsed="1"/>
+    <w:lsdException w:name="Table Grid 7" w:semiHidden="1" w:unhideWhenUsed="1"/>
+    <w:lsdException w:name="Table Grid 8" w:semiHidden="1" w:unhideWhenUsed="1"/>
+    <w:lsdException w:name="Table List 1" w:semiHidden="1" w:unhideWhenUsed="1"/>
+    <w:lsdException w:name="Table List 2" w:semiHidden="1" w:unhideWhenUsed="1"/>
+    <w:lsdException w:name="Table List 3" w:semiHidden="1" w:unhideWhenUsed="1"/>
+    <w:lsdException w:name="Table List 4" w:semiHidden="1" w:unhideWhenUsed="1"/>
+    <w:lsdException w:name="Table List 5" w:semiHidden="1" w:unhideWhenUsed="1"/>
+    <w:lsdException w:name="Table List 6" w:semiHidden="1" w:unhideWhenUsed="1"/>
+    <w:lsdException w:name="Table List 7" w:semiHidden="1" w:unhideWhenUsed="1"/>
+    <w:lsdException w:name="Table List 8" w:semiHidden="1" w:unhideWhenUsed="1"/>
+    <w:lsdException w:name="Table 3D effects 1" w:semiHidden="1" w:unhideWhenUsed="1"/>
+    <w:lsdException w:name="Table 3D effects 2" w:semiHidden="1" w:unhideWhenUsed="1"/>
+    <w:lsdException w:name="Table 3D effects 3" w:semiHidden="1" w:unhideWhenUsed="1"/>
+    <w:lsdException w:name="Table Contemporary" w:semiHidden="1" w:unhideWhenUsed="1"/>
+    <w:lsdException w:name="Table Elegant" w:semiHidden="1" w:unhideWhenUsed="1"/>
+    <w:lsdException w:name="Table Professional" w:semiHidden="1" w:unhideWhenUsed="1"/>
+    <w:lsdException w:name="Table Subtle 1" w:semiHidden="1" w:unhideWhenUsed="1"/>
+    <w:lsdException w:name="Table Subtle 2" w:semiHidden="1" w:unhideWhenUsed="1"/>
+    <w:lsdException w:name="Table Web 1" w:semiHidden="1" w:unhideWhenUsed="1"/>
+    <w:lsdException w:name="Table Web 2" w:semiHidden="1" w:unhideWhenUsed="1"/>
+    <w:lsdException w:name="Table Web 3" w:semiHidden="1" w:unhideWhenUsed="1"/>
+    <w:lsdException w:name="Balloon Text" w:semiHidden="1" w:unhideWhenUsed="1"/>
+    <w:lsdException w:name="Table Grid" w:uiPriority="39"/>
+    <w:lsdException w:name="Table Theme" w:semiHidden="1" w:unhideWhenUsed="1"/>
+    <w:lsdException w:name="Placeholder Text" w:semiHidden="1" w:unhideWhenUsed="1"/>
+    <w:lsdException w:name="No Spacing" w:semiHidden="1" w:unhideWhenUsed="1"/>
+    <w:lsdException w:name="Light Shading" w:uiPriority="60"/>
+    <w:lsdException w:name="Light List" w:uiPriority="61"/>
+    <w:lsdException w:name="Light Grid" w:uiPriority="62"/>
+    <w:lsdException w:name="Medium Shading 1" w:uiPriority="63"/>
+    <w:lsdException w:name="Medium Shading 2" w:uiPriority="64"/>
+    <w:lsdException w:name="Medium List 1" w:uiPriority="65"/>
+    <w:lsdException w:name="Medium List 2" w:uiPriority="66"/>
+    <w:lsdException w:name="Medium Grid 1" w:uiPriority="67"/>
+    <w:lsdException w:name="Medium Grid 2" w:uiPriority="68"/>
+    <w:lsdException w:name="Medium Grid 3" w:uiPriority="69"/>
+    <w:lsdException w:name="Dark List" w:uiPriority="70"/>
+    <w:lsdException w:name="Colorful Shading" w:uiPriority="71"/>
+    <w:lsdException w:name="Colorful List" w:uiPriority="72"/>
+    <w:lsdException w:name="Colorful Grid" w:uiPriority="73"/>
+    <w:lsdException w:name="Light Shading Accent 1" w:uiPriority="60"/>
+    <w:lsdException w:name="Light List Accent 1" w:uiPriority="61"/>
+    <w:lsdException w:name="Light Grid Accent 1" w:uiPriority="62"/>
+    <w:lsdException w:name="Medium Shading 1 Accent 1" w:uiPriority="63"/>
+    <w:lsdException w:name="Medium Shading 2 Accent 1" w:uiPriority="64"/>
+    <w:lsdException w:name="Medium List 1 Accent 1" w:uiPriority="65"/>
+    <w:lsdException w:name="Revision" w:semiHidden="1" w:unhideWhenUsed="1"/>
+    <w:lsdException w:name="List Paragraph" w:semiHidden="1" w:unhideWhenUsed="1"/>
+    <w:lsdException w:name="Quote" w:semiHidden="1" w:unhideWhenUsed="1"/>
+    <w:lsdException w:name="Intense Quote" w:semiHidden="1" w:unhideWhenUsed="1"/>
+    <w:lsdException w:name="Medium List 2 Accent 1" w:uiPriority="66"/>
+    <w:lsdException w:name="Medium Grid 1 Accent 1" w:uiPriority="67"/>
+    <w:lsdException w:name="Medium Grid 2 Accent 1" w:uiPriority="68"/>
+    <w:lsdException w:name="Medium Grid 3 Accent 1" w:uiPriority="69"/>
+    <w:lsdException w:name="Dark List Accent 1" w:uiPriority="70"/>
+    <w:lsdException w:name="Colorful Shading Accent 1" w:uiPriority="71"/>
+    <w:lsdException w:name="Colorful List Accent 1" w:uiPriority="72"/>
+    <w:lsdException w:name="Colorful Grid Accent 1" w:uiPriority="73"/>
+    <w:lsdException w:name="Light Shading Accent 2" w:uiPriority="60"/>
+    <w:lsdException w:name="Light List Accent 2" w:uiPriority="61"/>
+    <w:lsdException w:name="Light Grid Accent 2" w:uiPriority="62"/>
+    <w:lsdException w:name="Medium Shading 1 Accent 2" w:uiPriority="63"/>
+    <w:lsdException w:name="Medium Shading 2 Accent 2" w:uiPriority="64"/>
+    <w:lsdException w:name="Medium List 1 Accent 2" w:uiPriority="65"/>
+    <w:lsdException w:name="Medium List 2 Accent 2" w:uiPriority="66"/>
+    <w:lsdException w:name="Medium Grid 1 Accent 2" w:uiPriority="67"/>
+    <w:lsdException w:name="Medium Grid 2 Accent 2" w:uiPriority="68"/>
+    <w:lsdException w:name="Medium Grid 3 Accent 2" w:uiPriority="69"/>
+    <w:lsdException w:name="Dark List Accent 2" w:uiPriority="70"/>
+    <w:lsdException w:name="Colorful Shading Accent 2" w:uiPriority="71"/>
+    <w:lsdException w:name="Colorful List Accent 2" w:uiPriority="72"/>
+    <w:lsdException w:name="Colorful Grid Accent 2" w:uiPriority="73"/>
+    <w:lsdException w:name="Light Shading Accent 3" w:uiPriority="60"/>
+    <w:lsdException w:name="Light List Accent 3" w:uiPriority="61"/>
+    <w:lsdException w:name="Light Grid Accent 3" w:uiPriority="62"/>
+    <w:lsdException w:name="Medium Shading 1 Accent 3" w:uiPriority="63"/>
+    <w:lsdException w:name="Medium Shading 2 Accent 3" w:uiPriority="64"/>
+    <w:lsdException w:name="Medium List 1 Accent 3" w:uiPriority="65"/>
+    <w:lsdException w:name="Medium List 2 Accent 3" w:uiPriority="66"/>
+    <w:lsdException w:name="Medium Grid 1 Accent 3" w:uiPriority="67"/>
+    <w:lsdException w:name="Medium Grid 2 Accent 3" w:uiPriority="68"/>
+    <w:lsdException w:name="Medium Grid 3 Accent 3" w:uiPriority="69"/>
+    <w:lsdException w:name="Dark List Accent 3" w:uiPriority="70"/>
+    <w:lsdException w:name="Colorful Shading Accent 3" w:uiPriority="71"/>
+    <w:lsdException w:name="Colorful List Accent 3" w:uiPriority="72"/>
+    <w:lsdException w:name="Colorful Grid Accent 3" w:uiPriority="73"/>
+    <w:lsdException w:name="Light Shading Accent 4" w:uiPriority="60"/>
+    <w:lsdException w:name="Light List Accent 4" w:uiPriority="61"/>
+    <w:lsdException w:name="Light Grid Accent 4" w:uiPriority="62"/>
+    <w:lsdException w:name="Medium Shading 1 Accent 4" w:uiPriority="63"/>
+    <w:lsdException w:name="Medium Shading 2 Accent 4" w:uiPriority="64"/>
+    <w:lsdException w:name="Medium List 1 Accent 4" w:uiPriority="65"/>
+    <w:lsdException w:name="Medium List 2 Accent 4" w:uiPriority="66"/>
+    <w:lsdException w:name="Medium Grid 1 Accent 4" w:uiPriority="67"/>
+    <w:lsdException w:name="Medium Grid 2 Accent 4" w:uiPriority="68"/>
+    <w:lsdException w:name="Medium Grid 3 Accent 4" w:uiPriority="69"/>
+    <w:lsdException w:name="Dark List Accent 4" w:uiPriority="70"/>
+    <w:lsdException w:name="Colorful Shading Accent 4" w:uiPriority="71"/>
+    <w:lsdException w:name="Colorful List Accent 4" w:uiPriority="72"/>
+    <w:lsdException w:name="Colorful Grid Accent 4" w:uiPriority="73"/>
+    <w:lsdException w:name="Light Shading Accent 5" w:uiPriority="60"/>
+    <w:lsdException w:name="Light List Accent 5" w:uiPriority="61"/>
+    <w:lsdException w:name="Light Grid Accent 5" w:uiPriority="62"/>
+    <w:lsdException w:name="Medium Shading 1 Accent 5" w:uiPriority="63"/>
+    <w:lsdException w:name="Medium Shading 2 Accent 5" w:uiPriority="64"/>
+    <w:lsdException w:name="Medium List 1 Accent 5" w:uiPriority="65"/>
+    <w:lsdException w:name="Medium List 2 Accent 5" w:uiPriority="66"/>
+    <w:lsdException w:name="Medium Grid 1 Accent 5" w:uiPriority="67"/>
+    <w:lsdException w:name="Medium Grid 2 Accent 5" w:uiPriority="68"/>
+    <w:lsdException w:name="Medium Grid 3 Accent 5" w:uiPriority="69"/>
+    <w:lsdException w:name="Dark List Accent 5" w:uiPriority="70"/>
+    <w:lsdException w:name="Colorful Shading Accent 5" w:uiPriority="71"/>
+    <w:lsdException w:name="Colorful List Accent 5" w:uiPriority="72"/>
+    <w:lsdException w:name="Colorful Grid Accent 5" w:uiPriority="73"/>
+    <w:lsdException w:name="Light Shading Accent 6" w:uiPriority="60"/>
+    <w:lsdException w:name="Light List Accent 6" w:uiPriority="61"/>
+    <w:lsdException w:name="Light Grid Accent 6" w:uiPriority="62"/>
+    <w:lsdException w:name="Medium Shading 1 Accent 6" w:uiPriority="63"/>
+    <w:lsdException w:name="Medium Shading 2 Accent 6" w:uiPriority="64"/>
+    <w:lsdException w:name="Medium List 1 Accent 6" w:uiPriority="65"/>
+    <w:lsdException w:name="Medium List 2 Accent 6" w:uiPriority="66"/>
+    <w:lsdException w:name="Medium Grid 1 Accent 6" w:uiPriority="67"/>
+    <w:lsdException w:name="Medium Grid 2 Accent 6" w:uiPriority="68"/>
+    <w:lsdException w:name="Medium Grid 3 Accent 6" w:uiPriority="69"/>
+    <w:lsdException w:name="Dark List Accent 6" w:uiPriority="70"/>
+    <w:lsdException w:name="Colorful Shading Accent 6" w:uiPriority="71"/>
+    <w:lsdException w:name="Colorful List Accent 6" w:uiPriority="72"/>
+    <w:lsdException w:name="Colorful Grid Accent 6" w:uiPriority="73"/>
+    <w:lsdException w:name="Subtle Emphasis" w:uiPriority="19" w:qFormat="1"/>
+    <w:lsdException w:name="Intense Emphasis" w:uiPriority="21" w:qFormat="1"/>
+    <w:lsdException w:name="Subtle Reference" w:uiPriority="31" w:qFormat="1"/>
+    <w:lsdException w:name="Intense Reference" w:uiPriority="32" w:qFormat="1"/>
+    <w:lsdException w:name="Book Title" w:uiPriority="33" w:qFormat="1"/>
+    <w:lsdException w:name="Bibliography" w:semiHidden="1" w:uiPriority="37" w:unhideWhenUsed="1"/>
+    <w:lsdException w:name="TOC Heading" w:semiHidden="1" w:uiPriority="39" w:unhideWhenUsed="1" w:qFormat="1"/>
+    <w:lsdException w:name="Plain Table 1" w:uiPriority="41"/>
+    <w:lsdException w:name="Plain Table 2" w:uiPriority="42"/>
+    <w:lsdException w:name="Plain Table 3" w:uiPriority="43"/>
+    <w:lsdException w:name="Plain Table 4" w:uiPriority="44"/>
+    <w:lsdException w:name="Plain Table 5" w:uiPriority="45"/>
+    <w:lsdException w:name="Grid Table Light" w:uiPriority="40"/>
+    <w:lsdException w:name="Grid Table 1 Light" w:uiPriority="46"/>
+    <w:lsdException w:name="Grid Table 2" w:uiPriority="47"/>
+    <w:lsdException w:name="Grid Table 3" w:uiPriority="48"/>
+    <w:lsdException w:name="Grid Table 4" w:uiPriority="49"/>
+    <w:lsdException w:name="Grid Table 5 Dark" w:uiPriority="50"/>
+    <w:lsdException w:name="Grid Table 6 Colorful" w:uiPriority="51"/>
+    <w:lsdException w:name="Grid Table 7 Colorful" w:uiPriority="52"/>
+    <w:lsdException w:name="Grid Table 1 Light Accent 1" w:uiPriority="46"/>
+    <w:lsdException w:name="Grid Table 2 Accent 1" w:uiPriority="47"/>
+    <w:lsdException w:name="Grid Table 3 Accent 1" w:uiPriority="48"/>
+    <w:lsdException w:name="Grid Table 4 Accent 1" w:uiPriority="49"/>
+    <w:lsdException w:name="Grid Table 5 Dark Accent 1" w:uiPriority="50"/>
+    <w:lsdException w:name="Grid Table 6 Colorful Accent 1" w:uiPriority="51"/>
+    <w:lsdException w:name="Grid Table 7 Colorful Accent 1" w:uiPriority="52"/>
+    <w:lsdException w:name="Grid Table 1 Light Accent 2" w:uiPriority="46"/>
+    <w:lsdException w:name="Grid Table 2 Accent 2" w:uiPriority="47"/>
+    <w:lsdException w:name="Grid Table 3 Accent 2" w:uiPriority="48"/>
+    <w:lsdException w:name="Grid Table 4 Accent 2" w:uiPriority="49"/>
+    <w:lsdException w:name="Grid Table 5 Dark Accent 2" w:uiPriority="50"/>
+    <w:lsdException w:name="Grid Table 6 Colorful Accent 2" w:uiPriority="51"/>
+    <w:lsdException w:name="Grid Table 7 Colorful Accent 2" w:uiPriority="52"/>
+    <w:lsdException w:name="Grid Table 1 Light Accent 3" w:uiPriority="46"/>
+    <w:lsdException w:name="Grid Table 2 Accent 3" w:uiPriority="47"/>
+    <w:lsdException w:name="Grid Table 3 Accent 3" w:uiPriority="48"/>
+    <w:lsdException w:name="Grid Table 4 Accent 3" w:uiPriority="49"/>
+    <w:lsdException w:name="Grid Table 5 Dark Accent 3" w:uiPriority="50"/>
+    <w:lsdException w:name="Grid Table 6 Colorful Accent 3" w:uiPriority="51"/>
+    <w:lsdException w:name="Grid Table 7 Colorful Accent 3" w:uiPriority="52"/>
+    <w:lsdException w:name="Grid Table 1 Light Accent 4" w:uiPriority="46"/>
+    <w:lsdException w:name="Grid Table 2 Accent 4" w:uiPriority="47"/>
+    <w:lsdException w:name="Grid Table 3 Accent 4" w:uiPriority="48"/>
+    <w:lsdException w:name="Grid Table 4 Accent 4" w:uiPriority="49"/>
+    <w:lsdException w:name="Grid Table 5 Dark Accent 4" w:uiPriority="50"/>
+    <w:lsdException w:name="Grid Table 6 Colorful Accent 4" w:uiPriority="51"/>
+    <w:lsdException w:name="Grid Table 7 Colorful Accent 4" w:uiPriority="52"/>
+    <w:lsdException w:name="Grid Table 1 Light Accent 5" w:uiPriority="46"/>
+    <w:lsdException w:name="Grid Table 2 Accent 5" w:uiPriority="47"/>
+    <w:lsdException w:name="Grid Table 3 Accent 5" w:uiPriority="48"/>
+    <w:lsdException w:name="Grid Table 4 Accent 5" w:uiPriority="49"/>
+    <w:lsdException w:name="Grid Table 5 Dark Accent 5" w:uiPriority="50"/>
+    <w:lsdException w:name="Grid Table 6 Colorful Accent 5" w:uiPriority="51"/>
+    <w:lsdException w:name="Grid Table 7 Colorful Accent 5" w:uiPriority="52"/>
+    <w:lsdException w:name="Grid Table 1 Light Accent 6" w:uiPriority="46"/>
+    <w:lsdException w:name="Grid Table 2 Accent 6" w:uiPriority="47"/>
+    <w:lsdException w:name="Grid Table 3 Accent 6" w:uiPriority="48"/>
+    <w:lsdException w:name="Grid Table 4 Accent 6" w:uiPriority="49"/>
+    <w:lsdException w:name="Grid Table 5 Dark Accent 6" w:uiPriority="50"/>
+    <w:lsdException w:name="Grid Table 6 Colorful Accent 6" w:uiPriority="51"/>
+    <w:lsdException w:name="Grid Table 7 Colorful Accent 6" w:uiPriority="52"/>
+    <w:lsdException w:name="List Table 1 Light" w:uiPriority="46"/>
+    <w:lsdException w:name="List Table 2" w:uiPriority="47"/>
+    <w:lsdException w:name="List Table 3" w:uiPriority="48"/>
+    <w:lsdException w:name="List Table 4" w:uiPriority="49"/>
+    <w:lsdException w:name="List Table 5 Dark" w:uiPriority="50"/>
+    <w:lsdException w:name="List Table 6 Colorful" w:uiPriority="51"/>
+    <w:lsdException w:name="List Table 7 Colorful" w:uiPriority="52"/>
+    <w:lsdException w:name="List Table 1 Light Accent 1" w:uiPriority="46"/>
+    <w:lsdException w:name="List Table 2 Accent 1" w:uiPriority="47"/>
+    <w:lsdException w:name="List Table 3 Accent 1" w:uiPriority="48"/>
+    <w:lsdException w:name="List Table 4 Accent 1" w:uiPriority="49"/>
+    <w:lsdException w:name="List Table 5 Dark Accent 1" w:uiPriority="50"/>
+    <w:lsdException w:name="List Table 6 Colorful Accent 1" w:uiPriority="51"/>
+    <w:lsdException w:name="List Table 7 Colorful Accent 1" w:uiPriority="52"/>
+    <w:lsdException w:name="List Table 1 Light Accent 2" w:uiPriority="46"/>
+    <w:lsdException w:name="List Table 2 Accent 2" w:uiPriority="47"/>
+    <w:lsdException w:name="List Table 3 Accent 2" w:uiPriority="48"/>
+    <w:lsdException w:name="List Table 4 Accent 2" w:uiPriority="49"/>
+    <w:lsdException w:name="List Table 5 Dark Accent 2" w:uiPriority="50"/>
+    <w:lsdException w:name="List Table 6 Colorful Accent 2" w:uiPriority="51"/>
+    <w:lsdException w:name="List Table 7 Colorful Accent 2" w:uiPriority="52"/>
+    <w:lsdException w:name="List Table 1 Light Accent 3" w:uiPriority="46"/>
+    <w:lsdException w:name="List Table 2 Accent 3" w:uiPriority="47"/>
+    <w:lsdException w:name="List Table 3 Accent 3" w:uiPriority="48"/>
+    <w:lsdException w:name="List Table 4 Accent 3" w:uiPriority="49"/>
+    <w:lsdException w:name="List Table 5 Dark Accent 3" w:uiPriority="50"/>
+    <w:lsdException w:name="List Table 6 Colorful Accent 3" w:uiPriority="51"/>
+    <w:lsdException w:name="List Table 7 Colorful Accent 3" w:uiPriority="52"/>
+    <w:lsdException w:name="List Table 1 Light Accent 4" w:uiPriority="46"/>
+    <w:lsdException w:name="List Table 2 Accent 4" w:uiPriority="47"/>
+    <w:lsdException w:name="List Table 3 Accent 4" w:uiPriority="48"/>
+    <w:lsdException w:name="List Table 4 Accent 4" w:uiPriority="49"/>
+    <w:lsdException w:name="List Table 5 Dark Accent 4" w:uiPriority="50"/>
+    <w:lsdException w:name="List Table 6 Colorful Accent 4" w:uiPriority="51"/>
+    <w:lsdException w:name="List Table 7 Colorful Accent 4" w:uiPriority="52"/>
+    <w:lsdException w:name="List Table 1 Light Accent 5" w:uiPriority="46"/>
+    <w:lsdException w:name="List Table 2 Accent 5" w:uiPriority="47"/>
+    <w:lsdException w:name="List Table 3 Accent 5" w:uiPriority="48"/>
+    <w:lsdException w:name="List Table 4 Accent 5" w:uiPriority="49"/>
+    <w:lsdException w:name="List Table 5 Dark Accent 5" w:uiPriority="50"/>
+    <w:lsdException w:name="List Table 6 Colorful Accent 5" w:uiPriority="51"/>
+    <w:lsdException w:name="List Table 7 Colorful Accent 5" w:uiPriority="52"/>
+    <w:lsdException w:name="List Table 1 Light Accent 6" w:uiPriority="46"/>
+    <w:lsdException w:name="List Table 2 Accent 6" w:uiPriority="47"/>
+    <w:lsdException w:name="List Table 3 Accent 6" w:uiPriority="48"/>
+    <w:lsdException w:name="List Table 4 Accent 6" w:uiPriority="49"/>
+    <w:lsdException w:name="List Table 5 Dark Accent 6" w:uiPriority="50"/>
+    <w:lsdException w:name="List Table 6 Colorful Accent 6" w:uiPriority="51"/>
+    <w:lsdException w:name="List Table 7 Colorful Accent 6" w:uiPriority="52"/>
+    <w:lsdException w:name="Mention" w:semiHidden="1" w:unhideWhenUsed="1"/>
+    <w:lsdException w:name="Smart Hyperlink" w:semiHidden="1" w:unhideWhenUsed="1"/>
+    <w:lsdException w:name="Hashtag" w:semiHidden="1" w:unhideWhenUsed="1"/>
+    <w:lsdException w:name="Unresolved Mention" w:semiHidden="1" w:unhideWhenUsed="1"/>
+    <w:lsdException w:name="Smart Link" w:semiHidden="1" w:unhideWhenUsed="1"/>
   </w:latentStyles>
-  <w:style w:type="paragraph" w:default="1" w:styleId="1">
+  <w:style w:type="paragraph" w:default="1" w:styleId="a">
     <w:name w:val="Normal"/>
     <w:qFormat/>
-    <w:uiPriority w:val="0"/>
     <w:pPr>
       <w:widowControl w:val="0"/>
       <w:jc w:val="both"/>
     </w:pPr>
     <w:rPr>
-      <w:rFonts w:asciiTheme="minorHAnsi" w:hAnsiTheme="minorHAnsi" w:eastAsiaTheme="minorEastAsia" w:cstheme="minorBidi"/>
+      <w:rFonts w:asciiTheme="minorHAnsi" w:eastAsiaTheme="minorEastAsia" w:hAnsiTheme="minorHAnsi" w:cstheme="minorBidi"/>
       <w:kern w:val="2"/>
       <w:sz w:val="21"/>
       <w:szCs w:val="22"/>
-      <w:lang w:val="en-US" w:eastAsia="zh-CN" w:bidi="ar-SA"/>
     </w:rPr>
   </w:style>
-  <w:style w:type="character" w:default="1" w:styleId="6">
+  <w:style w:type="character" w:default="1" w:styleId="a0">
     <w:name w:val="Default Paragraph Font"/>
+    <w:uiPriority w:val="1"/>
+    <w:semiHidden/>
     <w:unhideWhenUsed/>
-    <w:uiPriority w:val="1"/>
   </w:style>
-  <w:style w:type="table" w:default="1" w:styleId="7">
+  <w:style w:type="table" w:default="1" w:styleId="a1">
     <w:name w:val="Normal Table"/>
+    <w:uiPriority w:val="99"/>
+    <w:semiHidden/>
     <w:unhideWhenUsed/>
-    <w:uiPriority w:val="99"/>
     <w:tblPr>
-      <w:tblLayout w:type="fixed"/>
+      <w:tblInd w:w="0" w:type="dxa"/>
       <w:tblCellMar>
         <w:top w:w="0" w:type="dxa"/>
         <w:left w:w="108" w:type="dxa"/>
@@ -497,23 +634,29 @@
       </w:tblCellMar>
     </w:tblPr>
   </w:style>
-  <w:style w:type="paragraph" w:styleId="2">
+  <w:style w:type="numbering" w:default="1" w:styleId="a2">
+    <w:name w:val="No List"/>
+    <w:uiPriority w:val="99"/>
+    <w:semiHidden/>
+    <w:unhideWhenUsed/>
+  </w:style>
+  <w:style w:type="paragraph" w:styleId="a3">
     <w:name w:val="Balloon Text"/>
-    <w:basedOn w:val="1"/>
-    <w:link w:val="10"/>
+    <w:basedOn w:val="a"/>
+    <w:link w:val="a4"/>
+    <w:uiPriority w:val="99"/>
     <w:unhideWhenUsed/>
-    <w:uiPriority w:val="99"/>
     <w:rPr>
       <w:sz w:val="18"/>
       <w:szCs w:val="18"/>
     </w:rPr>
   </w:style>
-  <w:style w:type="paragraph" w:styleId="3">
+  <w:style w:type="paragraph" w:styleId="a5">
     <w:name w:val="footer"/>
-    <w:basedOn w:val="1"/>
-    <w:link w:val="9"/>
+    <w:basedOn w:val="a"/>
+    <w:link w:val="a6"/>
+    <w:uiPriority w:val="99"/>
     <w:unhideWhenUsed/>
-    <w:uiPriority w:val="99"/>
     <w:pPr>
       <w:tabs>
         <w:tab w:val="center" w:pos="4153"/>
@@ -527,15 +670,15 @@
       <w:szCs w:val="18"/>
     </w:rPr>
   </w:style>
-  <w:style w:type="paragraph" w:styleId="4">
+  <w:style w:type="paragraph" w:styleId="a7">
     <w:name w:val="header"/>
-    <w:basedOn w:val="1"/>
-    <w:link w:val="8"/>
+    <w:basedOn w:val="a"/>
+    <w:link w:val="a8"/>
+    <w:uiPriority w:val="99"/>
     <w:unhideWhenUsed/>
-    <w:uiPriority w:val="99"/>
     <w:pPr>
       <w:pBdr>
-        <w:bottom w:val="single" w:color="auto" w:sz="6" w:space="1"/>
+        <w:bottom w:val="single" w:sz="6" w:space="1" w:color="auto"/>
       </w:pBdr>
       <w:tabs>
         <w:tab w:val="center" w:pos="4153"/>
@@ -549,49 +692,49 @@
       <w:szCs w:val="18"/>
     </w:rPr>
   </w:style>
-  <w:style w:type="paragraph" w:styleId="5">
+  <w:style w:type="paragraph" w:styleId="a9">
     <w:name w:val="Normal (Web)"/>
-    <w:basedOn w:val="1"/>
+    <w:basedOn w:val="a"/>
+    <w:uiPriority w:val="99"/>
     <w:unhideWhenUsed/>
-    <w:uiPriority w:val="99"/>
     <w:pPr>
       <w:widowControl/>
       <w:spacing w:before="100" w:beforeAutospacing="1" w:after="100" w:afterAutospacing="1"/>
       <w:jc w:val="left"/>
     </w:pPr>
     <w:rPr>
-      <w:rFonts w:ascii="宋体" w:hAnsi="宋体" w:eastAsia="宋体" w:cs="宋体"/>
+      <w:rFonts w:ascii="宋体" w:eastAsia="宋体" w:hAnsi="宋体" w:cs="宋体"/>
       <w:kern w:val="0"/>
       <w:sz w:val="24"/>
       <w:szCs w:val="24"/>
     </w:rPr>
   </w:style>
-  <w:style w:type="character" w:customStyle="1" w:styleId="8">
-    <w:name w:val="页眉 Char"/>
-    <w:basedOn w:val="6"/>
-    <w:link w:val="4"/>
+  <w:style w:type="character" w:customStyle="1" w:styleId="a8">
+    <w:name w:val="页眉 字符"/>
+    <w:basedOn w:val="a0"/>
+    <w:link w:val="a7"/>
     <w:uiPriority w:val="99"/>
     <w:rPr>
       <w:sz w:val="18"/>
       <w:szCs w:val="18"/>
     </w:rPr>
   </w:style>
-  <w:style w:type="character" w:customStyle="1" w:styleId="9">
-    <w:name w:val="页脚 Char"/>
-    <w:basedOn w:val="6"/>
-    <w:link w:val="3"/>
+  <w:style w:type="character" w:customStyle="1" w:styleId="a6">
+    <w:name w:val="页脚 字符"/>
+    <w:basedOn w:val="a0"/>
+    <w:link w:val="a5"/>
     <w:uiPriority w:val="99"/>
     <w:rPr>
       <w:sz w:val="18"/>
       <w:szCs w:val="18"/>
     </w:rPr>
   </w:style>
-  <w:style w:type="character" w:customStyle="1" w:styleId="10">
-    <w:name w:val="批注框文本 Char"/>
-    <w:basedOn w:val="6"/>
-    <w:link w:val="2"/>
+  <w:style w:type="character" w:customStyle="1" w:styleId="a4">
+    <w:name w:val="批注框文本 字符"/>
+    <w:basedOn w:val="a0"/>
+    <w:link w:val="a3"/>
+    <w:uiPriority w:val="99"/>
     <w:semiHidden/>
-    <w:uiPriority w:val="99"/>
     <w:rPr>
       <w:sz w:val="18"/>
       <w:szCs w:val="18"/>

--- a/public/docx/机制动态/20250326-机制动态：聚青年英才之力 筑无人机应急防线.docx
+++ b/public/docx/机制动态/20250326-机制动态：聚青年英才之力 筑无人机应急防线.docx
@@ -8,7 +8,8 @@
         <w:jc w:val="center"/>
         <w:rPr>
           <w:rFonts w:hint="eastAsia"/>
-          <w:sz w:val="32"/>
+          <w:sz w:val="44"/>
+          <w:szCs w:val="44"/>
         </w:rPr>
       </w:pPr>
       <w:r>
@@ -16,21 +17,35 @@
           <w:rFonts w:hint="eastAsia"/>
           <w:b/>
           <w:bCs/>
-          <w:sz w:val="32"/>
+          <w:sz w:val="44"/>
+          <w:szCs w:val="44"/>
         </w:rPr>
         <w:t>【机制动态】</w:t>
       </w:r>
+      <w:proofErr w:type="gramStart"/>
       <w:r>
         <w:rPr>
           <w:b/>
           <w:bCs/>
-          <w:sz w:val="32"/>
-        </w:rPr>
-        <w:t>聚青年英才之力 筑无人机应急防线</w:t>
-      </w:r>
-      <w:r>
-        <w:rPr>
-          <w:sz w:val="32"/>
+          <w:sz w:val="44"/>
+          <w:szCs w:val="44"/>
+        </w:rPr>
+        <w:t>聚青年</w:t>
+      </w:r>
+      <w:proofErr w:type="gramEnd"/>
+      <w:r>
+        <w:rPr>
+          <w:b/>
+          <w:bCs/>
+          <w:sz w:val="44"/>
+          <w:szCs w:val="44"/>
+        </w:rPr>
+        <w:t>英才之力 筑无人机应急防线</w:t>
+      </w:r>
+      <w:r>
+        <w:rPr>
+          <w:sz w:val="44"/>
+          <w:szCs w:val="44"/>
         </w:rPr>
         <w:br/>
       </w:r>
@@ -48,7 +63,35 @@
         <w:rPr>
           <w:sz w:val="28"/>
         </w:rPr>
-        <w:t>自2010年建立 “重大灾害无人机应急合作机制” 以来，该机制在历次重特大自然灾害的防灾减灾救灾工作中发挥了重要的技术支撑作用。应急管理部国家减灾中心航空遥感应用部积极推动“重大灾害无人机应急合作机制”的创新发展</w:t>
+        <w:t>自2010年建立 “重大灾害无人机应急合作机制” 以来，该机制在历次重特大自然灾害的防灾减灾救灾工作中发挥了重要的技术支撑作用。应急管理</w:t>
+      </w:r>
+      <w:proofErr w:type="gramStart"/>
+      <w:r>
+        <w:rPr>
+          <w:sz w:val="28"/>
+        </w:rPr>
+        <w:t>部国家</w:t>
+      </w:r>
+      <w:proofErr w:type="gramEnd"/>
+      <w:r>
+        <w:rPr>
+          <w:sz w:val="28"/>
+        </w:rPr>
+        <w:t>减灾中心航空遥感</w:t>
+      </w:r>
+      <w:proofErr w:type="gramStart"/>
+      <w:r>
+        <w:rPr>
+          <w:sz w:val="28"/>
+        </w:rPr>
+        <w:t>应用部</w:t>
+      </w:r>
+      <w:proofErr w:type="gramEnd"/>
+      <w:r>
+        <w:rPr>
+          <w:sz w:val="28"/>
+        </w:rPr>
+        <w:t>积极推动“重大灾害无人机应急合作机制”的创新发展</w:t>
       </w:r>
       <w:r>
         <w:rPr>
@@ -129,7 +172,14 @@
         <w:rPr>
           <w:sz w:val="28"/>
         </w:rPr>
-        <w:t>。通过青年专家的参与，减灾中心将进一步优化无人机应急合作机制的运行效率，增强技术研发能力，为重大自然灾害的防范和应急救援提供更加坚实的支撑，共同推动无人机应急合作机制的创新发展，为国家的防灾减灾救灾事业贡献力量。</w:t>
+        <w:t>。通过青年专家的参与，减灾中心将进一步优化无人机应急合作机制的运行效率，增强技术研发能力，为重大自然灾害</w:t>
+      </w:r>
+      <w:r>
+        <w:rPr>
+          <w:sz w:val="28"/>
+        </w:rPr>
+        <w:lastRenderedPageBreak/>
+        <w:t>的防范和应急救援提供更加坚实的支撑，共同推动无人机应急合作机制的创新发展，为国家的防灾减灾救灾事业贡献力量。</w:t>
       </w:r>
     </w:p>
     <w:p>
